--- a/docs/HDSD-hai-vai-khach-hang-va-nhan-vien.docx
+++ b/docs/HDSD-hai-vai-khach-hang-va-nhan-vien.docx
@@ -3535,14 +3535,14 @@
           <w:sz w:val="21"/>
           <w:szCs w:val="21"/>
         </w:rPr>
-        <w:t xml:space="preserve">thông báo</w:t>
-      </w:r>
-      <w:r>
-        <w:rPr>
-          <w:sz w:val="21"/>
-          <w:szCs w:val="21"/>
-        </w:rPr>
-        <w:t xml:space="preserve"> và đơn chuyển sang trạng thái </w:t>
+        <w:t xml:space="preserve">thông báo trên cổng</w:t>
+      </w:r>
+      <w:r>
+        <w:rPr>
+          <w:sz w:val="21"/>
+          <w:szCs w:val="21"/>
+        </w:rPr>
+        <w:t xml:space="preserve"> (chuông 🔔) và đơn chuyển sang trạng thái </w:t>
       </w:r>
       <w:r>
         <w:rPr>
@@ -3881,7 +3881,7 @@
                 <w:sz w:val="18"/>
                 <w:szCs w:val="18"/>
               </w:rPr>
-              <w:t xml:space="preserve">, cần nêu lý do. Đơn đóng lại, hai bên nhận email</w:t>
+              <w:t xml:space="preserve">, cần nêu lý do. Đơn đóng lại; email báo hai bên nếu site đã cấu hình tài khoản gửi thư</w:t>
             </w:r>
           </w:p>
         </w:tc>
@@ -3993,7 +3993,40 @@
           <w:sz w:val="21"/>
           <w:szCs w:val="21"/>
         </w:rPr>
-        <w:t xml:space="preserve"> bằng nút ⬇ trong khối báo giá.</w:t>
+        <w:t xml:space="preserve"> bằng nút ⬇ trong khối báo giá. Bản PDF </w:t>
+      </w:r>
+      <w:r>
+        <w:rPr>
+          <w:b/>
+          <w:bCs/>
+          <w:sz w:val="21"/>
+          <w:szCs w:val="21"/>
+        </w:rPr>
+        <w:t xml:space="preserve">lấy trên cổng</w:t>
+      </w:r>
+      <w:r>
+        <w:rPr>
+          <w:sz w:val="21"/>
+          <w:szCs w:val="21"/>
+        </w:rPr>
+        <w:t xml:space="preserve">, không đính kèm trong email — xem ghi chú về email ở </w:t>
+      </w:r>
+      <w:r>
+        <w:rPr>
+          <w:i/>
+          <w:iCs/>
+          <w:color w:val="1F4E79"/>
+          <w:sz w:val="21"/>
+          <w:szCs w:val="21"/>
+        </w:rPr>
+        <w:t xml:space="preserve">D</w:t>
+      </w:r>
+      <w:r>
+        <w:rPr>
+          <w:sz w:val="21"/>
+          <w:szCs w:val="21"/>
+        </w:rPr>
+        <w:t xml:space="preserve">.</w:t>
       </w:r>
     </w:p>
     <w:p>
@@ -6517,23 +6550,67 @@
           <w:sz w:val="21"/>
           <w:szCs w:val="21"/>
         </w:rPr>
-        <w:t xml:space="preserve"> để tải hoá đơn. Với hoá đơn điện tử đã phát hành, tải được cả </w:t>
-      </w:r>
-      <w:r>
-        <w:rPr>
-          <w:b/>
-          <w:bCs/>
-          <w:sz w:val="21"/>
-          <w:szCs w:val="21"/>
-        </w:rPr>
-        <w:t xml:space="preserve">PDF và XML</w:t>
-      </w:r>
-      <w:r>
-        <w:rPr>
-          <w:sz w:val="21"/>
-          <w:szCs w:val="21"/>
-        </w:rPr>
-        <w:t xml:space="preserve">.</w:t>
+        <w:t xml:space="preserve"> để tải hoá đơn.</w:t>
+      </w:r>
+    </w:p>
+    <w:p>
+      <w:pPr>
+        <w:spacing w:after="100"/>
+      </w:pPr>
+      <w:r>
+        <w:rPr>
+          <w:sz w:val="21"/>
+          <w:szCs w:val="21"/>
+        </w:rPr>
+        <w:t xml:space="preserve">Với hoá đơn điện tử: tải được </w:t>
+      </w:r>
+      <w:r>
+        <w:rPr>
+          <w:b/>
+          <w:bCs/>
+          <w:sz w:val="21"/>
+          <w:szCs w:val="21"/>
+        </w:rPr>
+        <w:t xml:space="preserve">bản thể hiện PDF</w:t>
+      </w:r>
+      <w:r>
+        <w:rPr>
+          <w:sz w:val="21"/>
+          <w:szCs w:val="21"/>
+        </w:rPr>
+        <w:t xml:space="preserve"> của hoá đơn đã phát hành, và </w:t>
+      </w:r>
+      <w:r>
+        <w:rPr>
+          <w:b/>
+          <w:bCs/>
+          <w:sz w:val="21"/>
+          <w:szCs w:val="21"/>
+        </w:rPr>
+        <w:t xml:space="preserve">bản in thử PDF</w:t>
+      </w:r>
+      <w:r>
+        <w:rPr>
+          <w:sz w:val="21"/>
+          <w:szCs w:val="21"/>
+        </w:rPr>
+        <w:t xml:space="preserve"> khi chứng từ còn ở dạng nháp (xem trong khối Giao hàng của chi tiết đơn). Hệ thống </w:t>
+      </w:r>
+      <w:r>
+        <w:rPr>
+          <w:b/>
+          <w:bCs/>
+          <w:sz w:val="21"/>
+          <w:szCs w:val="21"/>
+        </w:rPr>
+        <w:t xml:space="preserve">không phát hành file XML</w:t>
+      </w:r>
+      <w:r>
+        <w:rPr>
+          <w:sz w:val="21"/>
+          <w:szCs w:val="21"/>
+        </w:rPr>
+        <w:t xml:space="preserve"> — module hoá đơn điện tử đang dùng không lưu XML, nên không có gì để giao.</w:t>
       </w:r>
     </w:p>
     <w:p>
@@ -7840,7 +7917,23 @@
           <w:sz w:val="21"/>
           <w:szCs w:val="21"/>
         </w:rPr>
-        <w:t xml:space="preserve">, khách nhận thông báo và email kèm </w:t>
+        <w:t xml:space="preserve">, khách nhận </w:t>
+      </w:r>
+      <w:r>
+        <w:rPr>
+          <w:b/>
+          <w:bCs/>
+          <w:sz w:val="21"/>
+          <w:szCs w:val="21"/>
+        </w:rPr>
+        <w:t xml:space="preserve">thông báo trên cổng</w:t>
+      </w:r>
+      <w:r>
+        <w:rPr>
+          <w:sz w:val="21"/>
+          <w:szCs w:val="21"/>
+        </w:rPr>
+        <w:t xml:space="preserve"> và tự tải được </w:t>
       </w:r>
       <w:r>
         <w:rPr>
@@ -7850,6 +7943,39 @@
           <w:szCs w:val="21"/>
         </w:rPr>
         <w:t xml:space="preserve">PDF báo giá</w:t>
+      </w:r>
+      <w:r>
+        <w:rPr>
+          <w:sz w:val="21"/>
+          <w:szCs w:val="21"/>
+        </w:rPr>
+        <w:t xml:space="preserve"> ở đó. PDF </w:t>
+      </w:r>
+      <w:r>
+        <w:rPr>
+          <w:b/>
+          <w:bCs/>
+          <w:sz w:val="21"/>
+          <w:szCs w:val="21"/>
+        </w:rPr>
+        <w:t xml:space="preserve">cố ý không đính kèm email</w:t>
+      </w:r>
+      <w:r>
+        <w:rPr>
+          <w:sz w:val="21"/>
+          <w:szCs w:val="21"/>
+        </w:rPr>
+        <w:t xml:space="preserve"> — xem </w:t>
+      </w:r>
+      <w:r>
+        <w:rPr>
+          <w:i/>
+          <w:iCs/>
+          <w:color w:val="1F4E79"/>
+          <w:sz w:val="21"/>
+          <w:szCs w:val="21"/>
+        </w:rPr>
+        <w:t xml:space="preserve">D</w:t>
       </w:r>
       <w:r>
         <w:rPr>
@@ -9074,6 +9200,22 @@
           <w:szCs w:val="21"/>
         </w:rPr>
         <w:t xml:space="preserve">Miyano → Biên bản kiểm hàng</w:t>
+      </w:r>
+      <w:r>
+        <w:rPr>
+          <w:sz w:val="21"/>
+          <w:szCs w:val="21"/>
+        </w:rPr>
+        <w:t xml:space="preserve"> </w:t>
+      </w:r>
+      <w:r>
+        <w:rPr>
+          <w:i/>
+          <w:iCs/>
+          <w:sz w:val="21"/>
+          <w:szCs w:val="21"/>
+        </w:rPr>
+        <w:t xml:space="preserve">(nút này do app nạp vào Desk; không thấy nút → chạy `bench build --app miyano_portal` rồi tải lại trang, xem [D](#d--sự-cố-thường-gặp))</w:t>
       </w:r>
     </w:p>
     <w:p>
@@ -13469,9 +13611,9 @@
         <w:tblLayout w:type="fixed"/>
       </w:tblPr>
       <w:tblGrid>
-        <w:gridCol w:w="2959"/>
-        <w:gridCol w:w="3423"/>
-        <w:gridCol w:w="3482"/>
+        <w:gridCol w:w="3307"/>
+        <w:gridCol w:w="3251"/>
+        <w:gridCol w:w="3306"/>
       </w:tblGrid>
       <w:tr>
         <w:trPr>
@@ -13479,7 +13621,7 @@
         </w:trPr>
         <w:tc>
           <w:tcPr>
-            <w:tcW w:type="dxa" w:w="2959"/>
+            <w:tcW w:type="dxa" w:w="3307"/>
             <w:shd w:fill="E8EEF5" w:val="clear"/>
             <w:tcMar>
               <w:top w:type="dxa" w:w="57"/>
@@ -13507,7 +13649,7 @@
         </w:tc>
         <w:tc>
           <w:tcPr>
-            <w:tcW w:type="dxa" w:w="3423"/>
+            <w:tcW w:type="dxa" w:w="3251"/>
             <w:shd w:fill="E8EEF5" w:val="clear"/>
             <w:tcMar>
               <w:top w:type="dxa" w:w="57"/>
@@ -13535,7 +13677,7 @@
         </w:tc>
         <w:tc>
           <w:tcPr>
-            <w:tcW w:type="dxa" w:w="3482"/>
+            <w:tcW w:type="dxa" w:w="3306"/>
             <w:shd w:fill="E8EEF5" w:val="clear"/>
             <w:tcMar>
               <w:top w:type="dxa" w:w="57"/>
@@ -13568,7 +13710,7 @@
         </w:trPr>
         <w:tc>
           <w:tcPr>
-            <w:tcW w:type="dxa" w:w="2959"/>
+            <w:tcW w:type="dxa" w:w="3307"/>
             <w:tcMar>
               <w:top w:type="dxa" w:w="57"/>
               <w:left w:type="dxa" w:w="85"/>
@@ -13603,7 +13745,7 @@
         </w:tc>
         <w:tc>
           <w:tcPr>
-            <w:tcW w:type="dxa" w:w="3423"/>
+            <w:tcW w:type="dxa" w:w="3251"/>
             <w:tcMar>
               <w:top w:type="dxa" w:w="57"/>
               <w:left w:type="dxa" w:w="85"/>
@@ -13629,7 +13771,7 @@
         </w:tc>
         <w:tc>
           <w:tcPr>
-            <w:tcW w:type="dxa" w:w="3482"/>
+            <w:tcW w:type="dxa" w:w="3306"/>
             <w:tcMar>
               <w:top w:type="dxa" w:w="57"/>
               <w:left w:type="dxa" w:w="85"/>
@@ -13660,7 +13802,7 @@
         </w:trPr>
         <w:tc>
           <w:tcPr>
-            <w:tcW w:type="dxa" w:w="2959"/>
+            <w:tcW w:type="dxa" w:w="3307"/>
             <w:tcMar>
               <w:top w:type="dxa" w:w="57"/>
               <w:left w:type="dxa" w:w="85"/>
@@ -13697,7 +13839,7 @@
         </w:tc>
         <w:tc>
           <w:tcPr>
-            <w:tcW w:type="dxa" w:w="3423"/>
+            <w:tcW w:type="dxa" w:w="3251"/>
             <w:tcMar>
               <w:top w:type="dxa" w:w="57"/>
               <w:left w:type="dxa" w:w="85"/>
@@ -13723,7 +13865,7 @@
         </w:tc>
         <w:tc>
           <w:tcPr>
-            <w:tcW w:type="dxa" w:w="3482"/>
+            <w:tcW w:type="dxa" w:w="3306"/>
             <w:tcMar>
               <w:top w:type="dxa" w:w="57"/>
               <w:left w:type="dxa" w:w="85"/>
@@ -13754,7 +13896,7 @@
         </w:trPr>
         <w:tc>
           <w:tcPr>
-            <w:tcW w:type="dxa" w:w="2959"/>
+            <w:tcW w:type="dxa" w:w="3307"/>
             <w:tcMar>
               <w:top w:type="dxa" w:w="57"/>
               <w:left w:type="dxa" w:w="85"/>
@@ -13780,7 +13922,7 @@
         </w:tc>
         <w:tc>
           <w:tcPr>
-            <w:tcW w:type="dxa" w:w="3423"/>
+            <w:tcW w:type="dxa" w:w="3251"/>
             <w:tcMar>
               <w:top w:type="dxa" w:w="57"/>
               <w:left w:type="dxa" w:w="85"/>
@@ -13818,7 +13960,7 @@
         </w:tc>
         <w:tc>
           <w:tcPr>
-            <w:tcW w:type="dxa" w:w="3482"/>
+            <w:tcW w:type="dxa" w:w="3306"/>
             <w:tcMar>
               <w:top w:type="dxa" w:w="57"/>
               <w:left w:type="dxa" w:w="85"/>
@@ -13849,7 +13991,7 @@
         </w:trPr>
         <w:tc>
           <w:tcPr>
-            <w:tcW w:type="dxa" w:w="2959"/>
+            <w:tcW w:type="dxa" w:w="3307"/>
             <w:tcMar>
               <w:top w:type="dxa" w:w="57"/>
               <w:left w:type="dxa" w:w="85"/>
@@ -13886,7 +14028,7 @@
         </w:tc>
         <w:tc>
           <w:tcPr>
-            <w:tcW w:type="dxa" w:w="3423"/>
+            <w:tcW w:type="dxa" w:w="3251"/>
             <w:tcMar>
               <w:top w:type="dxa" w:w="57"/>
               <w:left w:type="dxa" w:w="85"/>
@@ -13912,7 +14054,7 @@
         </w:tc>
         <w:tc>
           <w:tcPr>
-            <w:tcW w:type="dxa" w:w="3482"/>
+            <w:tcW w:type="dxa" w:w="3306"/>
             <w:tcMar>
               <w:top w:type="dxa" w:w="57"/>
               <w:left w:type="dxa" w:w="85"/>
@@ -13943,7 +14085,7 @@
         </w:trPr>
         <w:tc>
           <w:tcPr>
-            <w:tcW w:type="dxa" w:w="2959"/>
+            <w:tcW w:type="dxa" w:w="3307"/>
             <w:tcMar>
               <w:top w:type="dxa" w:w="57"/>
               <w:left w:type="dxa" w:w="85"/>
@@ -13971,7 +14113,7 @@
         </w:tc>
         <w:tc>
           <w:tcPr>
-            <w:tcW w:type="dxa" w:w="3423"/>
+            <w:tcW w:type="dxa" w:w="3251"/>
             <w:tcMar>
               <w:top w:type="dxa" w:w="57"/>
               <w:left w:type="dxa" w:w="85"/>
@@ -13997,7 +14139,7 @@
         </w:tc>
         <w:tc>
           <w:tcPr>
-            <w:tcW w:type="dxa" w:w="3482"/>
+            <w:tcW w:type="dxa" w:w="3306"/>
             <w:tcMar>
               <w:top w:type="dxa" w:w="57"/>
               <w:left w:type="dxa" w:w="85"/>
@@ -14046,7 +14188,7 @@
         </w:trPr>
         <w:tc>
           <w:tcPr>
-            <w:tcW w:type="dxa" w:w="2959"/>
+            <w:tcW w:type="dxa" w:w="3307"/>
             <w:tcMar>
               <w:top w:type="dxa" w:w="57"/>
               <w:left w:type="dxa" w:w="85"/>
@@ -14072,7 +14214,7 @@
         </w:tc>
         <w:tc>
           <w:tcPr>
-            <w:tcW w:type="dxa" w:w="3423"/>
+            <w:tcW w:type="dxa" w:w="3251"/>
             <w:tcMar>
               <w:top w:type="dxa" w:w="57"/>
               <w:left w:type="dxa" w:w="85"/>
@@ -14098,7 +14240,7 @@
         </w:tc>
         <w:tc>
           <w:tcPr>
-            <w:tcW w:type="dxa" w:w="3482"/>
+            <w:tcW w:type="dxa" w:w="3306"/>
             <w:tcMar>
               <w:top w:type="dxa" w:w="57"/>
               <w:left w:type="dxa" w:w="85"/>
@@ -14138,7 +14280,7 @@
         </w:trPr>
         <w:tc>
           <w:tcPr>
-            <w:tcW w:type="dxa" w:w="2959"/>
+            <w:tcW w:type="dxa" w:w="3307"/>
             <w:tcMar>
               <w:top w:type="dxa" w:w="57"/>
               <w:left w:type="dxa" w:w="85"/>
@@ -14164,7 +14306,7 @@
         </w:tc>
         <w:tc>
           <w:tcPr>
-            <w:tcW w:type="dxa" w:w="3423"/>
+            <w:tcW w:type="dxa" w:w="3251"/>
             <w:tcMar>
               <w:top w:type="dxa" w:w="57"/>
               <w:left w:type="dxa" w:w="85"/>
@@ -14190,7 +14332,7 @@
         </w:tc>
         <w:tc>
           <w:tcPr>
-            <w:tcW w:type="dxa" w:w="3482"/>
+            <w:tcW w:type="dxa" w:w="3306"/>
             <w:tcMar>
               <w:top w:type="dxa" w:w="57"/>
               <w:left w:type="dxa" w:w="85"/>
@@ -14221,7 +14363,7 @@
         </w:trPr>
         <w:tc>
           <w:tcPr>
-            <w:tcW w:type="dxa" w:w="2959"/>
+            <w:tcW w:type="dxa" w:w="3307"/>
             <w:tcMar>
               <w:top w:type="dxa" w:w="57"/>
               <w:left w:type="dxa" w:w="85"/>
@@ -14247,7 +14389,7 @@
         </w:tc>
         <w:tc>
           <w:tcPr>
-            <w:tcW w:type="dxa" w:w="3423"/>
+            <w:tcW w:type="dxa" w:w="3251"/>
             <w:tcMar>
               <w:top w:type="dxa" w:w="57"/>
               <w:left w:type="dxa" w:w="85"/>
@@ -14273,7 +14415,7 @@
         </w:tc>
         <w:tc>
           <w:tcPr>
-            <w:tcW w:type="dxa" w:w="3482"/>
+            <w:tcW w:type="dxa" w:w="3306"/>
             <w:tcMar>
               <w:top w:type="dxa" w:w="57"/>
               <w:left w:type="dxa" w:w="85"/>
@@ -14325,7 +14467,7 @@
         </w:trPr>
         <w:tc>
           <w:tcPr>
-            <w:tcW w:type="dxa" w:w="2959"/>
+            <w:tcW w:type="dxa" w:w="3307"/>
             <w:tcMar>
               <w:top w:type="dxa" w:w="57"/>
               <w:left w:type="dxa" w:w="85"/>
@@ -14351,7 +14493,7 @@
         </w:tc>
         <w:tc>
           <w:tcPr>
-            <w:tcW w:type="dxa" w:w="3423"/>
+            <w:tcW w:type="dxa" w:w="3251"/>
             <w:tcMar>
               <w:top w:type="dxa" w:w="57"/>
               <w:left w:type="dxa" w:w="85"/>
@@ -14377,7 +14519,7 @@
         </w:tc>
         <w:tc>
           <w:tcPr>
-            <w:tcW w:type="dxa" w:w="3482"/>
+            <w:tcW w:type="dxa" w:w="3306"/>
             <w:tcMar>
               <w:top w:type="dxa" w:w="57"/>
               <w:left w:type="dxa" w:w="85"/>
@@ -14441,6 +14583,229 @@
           </w:p>
         </w:tc>
       </w:tr>
+      <w:tr>
+        <w:trPr>
+          <w:tblHeader w:val="false"/>
+        </w:trPr>
+        <w:tc>
+          <w:tcPr>
+            <w:tcW w:type="dxa" w:w="3307"/>
+            <w:tcMar>
+              <w:top w:type="dxa" w:w="57"/>
+              <w:left w:type="dxa" w:w="85"/>
+              <w:bottom w:type="dxa" w:w="57"/>
+              <w:right w:type="dxa" w:w="85"/>
+            </w:tcMar>
+            <w:vAlign w:val="top"/>
+          </w:tcPr>
+          <w:p>
+            <w:pPr>
+              <w:spacing w:before="0" w:after="0"/>
+            </w:pPr>
+            <w:r>
+              <w:rPr>
+                <w:b w:val="false"/>
+                <w:bCs w:val="false"/>
+                <w:sz w:val="18"/>
+                <w:szCs w:val="18"/>
+              </w:rPr>
+              <w:t xml:space="preserve">Không thấy nút </w:t>
+            </w:r>
+            <w:r>
+              <w:rPr>
+                <w:b/>
+                <w:bCs/>
+                <w:sz w:val="18"/>
+                <w:szCs w:val="18"/>
+              </w:rPr>
+              <w:t xml:space="preserve">Miyano</w:t>
+            </w:r>
+            <w:r>
+              <w:rPr>
+                <w:b w:val="false"/>
+                <w:bCs w:val="false"/>
+                <w:sz w:val="18"/>
+                <w:szCs w:val="18"/>
+              </w:rPr>
+              <w:t xml:space="preserve"> trên Sales Order / Delivery Note</w:t>
+            </w:r>
+          </w:p>
+        </w:tc>
+        <w:tc>
+          <w:tcPr>
+            <w:tcW w:type="dxa" w:w="3251"/>
+            <w:tcMar>
+              <w:top w:type="dxa" w:w="57"/>
+              <w:left w:type="dxa" w:w="85"/>
+              <w:bottom w:type="dxa" w:w="57"/>
+              <w:right w:type="dxa" w:w="85"/>
+            </w:tcMar>
+            <w:vAlign w:val="top"/>
+          </w:tcPr>
+          <w:p>
+            <w:pPr>
+              <w:spacing w:before="0" w:after="0"/>
+            </w:pPr>
+            <w:r>
+              <w:rPr>
+                <w:b w:val="false"/>
+                <w:bCs w:val="false"/>
+                <w:sz w:val="18"/>
+                <w:szCs w:val="18"/>
+              </w:rPr>
+              <w:t xml:space="preserve">Asset của app chưa được build trên site</w:t>
+            </w:r>
+          </w:p>
+        </w:tc>
+        <w:tc>
+          <w:tcPr>
+            <w:tcW w:type="dxa" w:w="3306"/>
+            <w:tcMar>
+              <w:top w:type="dxa" w:w="57"/>
+              <w:left w:type="dxa" w:w="85"/>
+              <w:bottom w:type="dxa" w:w="57"/>
+              <w:right w:type="dxa" w:w="85"/>
+            </w:tcMar>
+            <w:vAlign w:val="top"/>
+          </w:tcPr>
+          <w:p>
+            <w:pPr>
+              <w:spacing w:before="0" w:after="0"/>
+            </w:pPr>
+            <w:r>
+              <w:rPr>
+                <w:b w:val="false"/>
+                <w:bCs w:val="false"/>
+                <w:color w:val="0B4F46"/>
+                <w:sz w:val="16"/>
+                <w:szCs w:val="16"/>
+                <w:rFonts w:ascii="Consolas" w:cs="Consolas" w:eastAsia="Consolas" w:hAnsi="Consolas"/>
+                <w:shd w:fill="EDF3F2" w:val="clear"/>
+              </w:rPr>
+              <w:t xml:space="preserve">bench build --app miyano_portal</w:t>
+            </w:r>
+            <w:r>
+              <w:rPr>
+                <w:b w:val="false"/>
+                <w:bCs w:val="false"/>
+                <w:sz w:val="18"/>
+                <w:szCs w:val="18"/>
+              </w:rPr>
+              <w:t xml:space="preserve"> rồi Ctrl+Shift+R</w:t>
+            </w:r>
+          </w:p>
+        </w:tc>
+      </w:tr>
+      <w:tr>
+        <w:trPr>
+          <w:tblHeader w:val="false"/>
+        </w:trPr>
+        <w:tc>
+          <w:tcPr>
+            <w:tcW w:type="dxa" w:w="3307"/>
+            <w:tcMar>
+              <w:top w:type="dxa" w:w="57"/>
+              <w:left w:type="dxa" w:w="85"/>
+              <w:bottom w:type="dxa" w:w="57"/>
+              <w:right w:type="dxa" w:w="85"/>
+            </w:tcMar>
+            <w:vAlign w:val="top"/>
+          </w:tcPr>
+          <w:p>
+            <w:pPr>
+              <w:spacing w:before="0" w:after="0"/>
+            </w:pPr>
+            <w:r>
+              <w:rPr>
+                <w:b w:val="false"/>
+                <w:bCs w:val="false"/>
+                <w:sz w:val="18"/>
+                <w:szCs w:val="18"/>
+              </w:rPr>
+              <w:t xml:space="preserve">Khách báo không nhận được </w:t>
+            </w:r>
+            <w:r>
+              <w:rPr>
+                <w:b/>
+                <w:bCs/>
+                <w:sz w:val="18"/>
+                <w:szCs w:val="18"/>
+              </w:rPr>
+              <w:t xml:space="preserve">email</w:t>
+            </w:r>
+            <w:r>
+              <w:rPr>
+                <w:b w:val="false"/>
+                <w:bCs w:val="false"/>
+                <w:sz w:val="18"/>
+                <w:szCs w:val="18"/>
+              </w:rPr>
+              <w:t xml:space="preserve"> (thông báo trên cổng vẫn có)</w:t>
+            </w:r>
+          </w:p>
+        </w:tc>
+        <w:tc>
+          <w:tcPr>
+            <w:tcW w:type="dxa" w:w="3251"/>
+            <w:tcMar>
+              <w:top w:type="dxa" w:w="57"/>
+              <w:left w:type="dxa" w:w="85"/>
+              <w:bottom w:type="dxa" w:w="57"/>
+              <w:right w:type="dxa" w:w="85"/>
+            </w:tcMar>
+            <w:vAlign w:val="top"/>
+          </w:tcPr>
+          <w:p>
+            <w:pPr>
+              <w:spacing w:before="0" w:after="0"/>
+            </w:pPr>
+            <w:r>
+              <w:rPr>
+                <w:b w:val="false"/>
+                <w:bCs w:val="false"/>
+                <w:sz w:val="18"/>
+                <w:szCs w:val="18"/>
+              </w:rPr>
+              <w:t xml:space="preserve">Site chưa cấu hình </w:t>
+            </w:r>
+            <w:r>
+              <w:rPr>
+                <w:b/>
+                <w:bCs/>
+                <w:sz w:val="18"/>
+                <w:szCs w:val="18"/>
+              </w:rPr>
+              <w:t xml:space="preserve">Email Account gửi ra</w:t>
+            </w:r>
+          </w:p>
+        </w:tc>
+        <w:tc>
+          <w:tcPr>
+            <w:tcW w:type="dxa" w:w="3306"/>
+            <w:tcMar>
+              <w:top w:type="dxa" w:w="57"/>
+              <w:left w:type="dxa" w:w="85"/>
+              <w:bottom w:type="dxa" w:w="57"/>
+              <w:right w:type="dxa" w:w="85"/>
+            </w:tcMar>
+            <w:vAlign w:val="top"/>
+          </w:tcPr>
+          <w:p>
+            <w:pPr>
+              <w:spacing w:before="0" w:after="0"/>
+            </w:pPr>
+            <w:r>
+              <w:rPr>
+                <w:b w:val="false"/>
+                <w:bCs w:val="false"/>
+                <w:sz w:val="18"/>
+                <w:szCs w:val="18"/>
+              </w:rPr>
+              <w:t xml:space="preserve">Desk → Email Account → thêm tài khoản gửi. Mọi thông báo trên cổng vẫn chạy độc lập với email</w:t>
+            </w:r>
+          </w:p>
+        </w:tc>
+      </w:tr>
     </w:tbl>
     <w:p>
       <w:pPr>
@@ -14745,7 +15110,75 @@
           <w:sz w:val="21"/>
           <w:szCs w:val="21"/>
         </w:rPr>
-        <w:t xml:space="preserve">Tài liệu này mô tả hệ thống tại thời điểm 16/08/2026. Mọi luồng nêu ở đây đều đã được kiểm thử tự động (988 test) và chạy thử hai vai trên dữ liệu thật.</w:t>
+        <w:t xml:space="preserve">Tài liệu này mô tả hệ thống tại thời điểm 16/08/2026.</w:t>
+      </w:r>
+    </w:p>
+    <w:p>
+      <w:pPr>
+        <w:spacing w:after="100"/>
+      </w:pPr>
+      <w:r>
+        <w:rPr>
+          <w:i/>
+          <w:iCs/>
+          <w:sz w:val="21"/>
+          <w:szCs w:val="21"/>
+        </w:rPr>
+        <w:t xml:space="preserve">Phạm vi đã kiểm chứng: toàn bộ </w:t>
+      </w:r>
+      <w:r>
+        <w:rPr>
+          <w:i/>
+          <w:iCs/>
+          <w:sz w:val="21"/>
+          <w:szCs w:val="21"/>
+        </w:rPr>
+        <w:t xml:space="preserve">luồng nghiệp vụ</w:t>
+      </w:r>
+      <w:r>
+        <w:rPr>
+          <w:i/>
+          <w:iCs/>
+          <w:sz w:val="21"/>
+          <w:szCs w:val="21"/>
+        </w:rPr>
+        <w:t xml:space="preserve"> của cả hai vai đã được kiểm thử tự động (988 test) và chạy thử trên dữ liệu thật; </w:t>
+      </w:r>
+      <w:r>
+        <w:rPr>
+          <w:i/>
+          <w:iCs/>
+          <w:sz w:val="21"/>
+          <w:szCs w:val="21"/>
+        </w:rPr>
+        <w:t xml:space="preserve">màn hình cổng khách hàng</w:t>
+      </w:r>
+      <w:r>
+        <w:rPr>
+          <w:i/>
+          <w:iCs/>
+          <w:sz w:val="21"/>
+          <w:szCs w:val="21"/>
+        </w:rPr>
+        <w:t xml:space="preserve"> đã được soát bằng mắt trên trình duyệt. </w:t>
+      </w:r>
+      <w:r>
+        <w:rPr>
+          <w:i/>
+          <w:iCs/>
+          <w:sz w:val="21"/>
+          <w:szCs w:val="21"/>
+        </w:rPr>
+        <w:t xml:space="preserve">Giao diện Desk</w:t>
+      </w:r>
+      <w:r>
+        <w:rPr>
+          <w:i/>
+          <w:iCs/>
+          <w:sz w:val="21"/>
+          <w:szCs w:val="21"/>
+        </w:rPr>
+        <w:t xml:space="preserve"> (ba nhóm nút mô tả ở B4–B7) chưa được soát bằng mắt tại thời điểm phát hành tài liệu — nếu thấy khác mô tả, báo lại để cập nhật.</w:t>
       </w:r>
     </w:p>
     <w:sectPr>

--- a/docs/HDSD-hai-vai-khach-hang-va-nhan-vien.docx
+++ b/docs/HDSD-hai-vai-khach-hang-va-nhan-vien.docx
@@ -7638,6 +7638,146 @@
     </w:p>
     <w:p>
       <w:pPr>
+        <w:spacing w:after="100"/>
+      </w:pPr>
+      <w:r>
+        <w:rPr>
+          <w:sz w:val="21"/>
+          <w:szCs w:val="21"/>
+        </w:rPr>
+        <w:t xml:space="preserve">&gt; </w:t>
+      </w:r>
+      <w:r>
+        <w:rPr>
+          <w:b/>
+          <w:bCs/>
+          <w:sz w:val="21"/>
+          <w:szCs w:val="21"/>
+        </w:rPr>
+        <w:t xml:space="preserve">Chỗ mở đầu ngày làm việc</w:t>
+      </w:r>
+      <w:r>
+        <w:rPr>
+          <w:sz w:val="21"/>
+          <w:szCs w:val="21"/>
+        </w:rPr>
+        <w:t xml:space="preserve">: workspace </w:t>
+      </w:r>
+      <w:r>
+        <w:rPr>
+          <w:b/>
+          <w:bCs/>
+          <w:sz w:val="21"/>
+          <w:szCs w:val="21"/>
+        </w:rPr>
+        <w:t xml:space="preserve">"Kho khách hàng"</w:t>
+      </w:r>
+      <w:r>
+        <w:rPr>
+          <w:sz w:val="21"/>
+          <w:szCs w:val="21"/>
+        </w:rPr>
+        <w:t xml:space="preserve"> (menu Desk → tìm &gt; theo tên) gom sẵn mọi việc do khách đẩy sang. Mục </w:t>
+      </w:r>
+      <w:r>
+        <w:rPr>
+          <w:i/>
+          <w:iCs/>
+          <w:sz w:val="21"/>
+          <w:szCs w:val="21"/>
+        </w:rPr>
+        <w:t xml:space="preserve">Việc từ cổng khách hàng</w:t>
+      </w:r>
+      <w:r>
+        <w:rPr>
+          <w:sz w:val="21"/>
+          <w:szCs w:val="21"/>
+        </w:rPr>
+        <w:t xml:space="preserve"> &gt; có hai nút kèm </w:t>
+      </w:r>
+      <w:r>
+        <w:rPr>
+          <w:b/>
+          <w:bCs/>
+          <w:sz w:val="21"/>
+          <w:szCs w:val="21"/>
+        </w:rPr>
+        <w:t xml:space="preserve">con số việc đang chờ</w:t>
+      </w:r>
+      <w:r>
+        <w:rPr>
+          <w:sz w:val="21"/>
+          <w:szCs w:val="21"/>
+        </w:rPr>
+        <w:t xml:space="preserve">: </w:t>
+      </w:r>
+      <w:r>
+        <w:rPr>
+          <w:b/>
+          <w:bCs/>
+          <w:sz w:val="21"/>
+          <w:szCs w:val="21"/>
+        </w:rPr>
+        <w:t xml:space="preserve">Biên bản kiểm hàng</w:t>
+      </w:r>
+      <w:r>
+        <w:rPr>
+          <w:sz w:val="21"/>
+          <w:szCs w:val="21"/>
+        </w:rPr>
+        <w:t xml:space="preserve"> và </w:t>
+      </w:r>
+      <w:r>
+        <w:rPr>
+          <w:b/>
+          <w:bCs/>
+          <w:sz w:val="21"/>
+          <w:szCs w:val="21"/>
+        </w:rPr>
+        <w:t xml:space="preserve">Yêu cầu &gt; hàng hoá</w:t>
+      </w:r>
+      <w:r>
+        <w:rPr>
+          <w:sz w:val="21"/>
+          <w:szCs w:val="21"/>
+        </w:rPr>
+        <w:t xml:space="preserve">, cạnh đó là hai báo cáo </w:t>
+      </w:r>
+      <w:r>
+        <w:rPr>
+          <w:i/>
+          <w:iCs/>
+          <w:sz w:val="21"/>
+          <w:szCs w:val="21"/>
+        </w:rPr>
+        <w:t xml:space="preserve">Đối soát giao nhận</w:t>
+      </w:r>
+      <w:r>
+        <w:rPr>
+          <w:sz w:val="21"/>
+          <w:szCs w:val="21"/>
+        </w:rPr>
+        <w:t xml:space="preserve"> và </w:t>
+      </w:r>
+      <w:r>
+        <w:rPr>
+          <w:i/>
+          <w:iCs/>
+          <w:sz w:val="21"/>
+          <w:szCs w:val="21"/>
+        </w:rPr>
+        <w:t xml:space="preserve">Đơn chậm xử lý</w:t>
+      </w:r>
+      <w:r>
+        <w:rPr>
+          <w:sz w:val="21"/>
+          <w:szCs w:val="21"/>
+        </w:rPr>
+        <w:t xml:space="preserve">.</w:t>
+      </w:r>
+    </w:p>
+    <w:p>
+      <w:pPr>
         <w:pBdr>
           <w:bottom w:val="single" w:color="D9DDE3" w:sz="6"/>
         </w:pBdr>
@@ -9098,7 +9238,86 @@
           <w:sz w:val="21"/>
           <w:szCs w:val="21"/>
         </w:rPr>
-        <w:t xml:space="preserve">Ba đường vào:</w:t>
+        <w:t xml:space="preserve">Bốn đường vào:</w:t>
+      </w:r>
+    </w:p>
+    <w:p>
+      <w:pPr>
+        <w:spacing w:after="40"/>
+        <w:ind w:left="360" w:hanging="240"/>
+      </w:pPr>
+      <w:r>
+        <w:rPr>
+          <w:b/>
+          <w:bCs/>
+          <w:sz w:val="21"/>
+          <w:szCs w:val="21"/>
+        </w:rPr>
+        <w:t xml:space="preserve">0.  </w:t>
+      </w:r>
+      <w:r>
+        <w:rPr>
+          <w:b/>
+          <w:bCs/>
+          <w:sz w:val="21"/>
+          <w:szCs w:val="21"/>
+        </w:rPr>
+        <w:t xml:space="preserve">Workspace "Kho khách hàng"</w:t>
+      </w:r>
+      <w:r>
+        <w:rPr>
+          <w:sz w:val="21"/>
+          <w:szCs w:val="21"/>
+        </w:rPr>
+        <w:t xml:space="preserve"> → mục </w:t>
+      </w:r>
+      <w:r>
+        <w:rPr>
+          <w:i/>
+          <w:iCs/>
+          <w:sz w:val="21"/>
+          <w:szCs w:val="21"/>
+        </w:rPr>
+        <w:t xml:space="preserve">Việc từ cổng khách hàng</w:t>
+      </w:r>
+      <w:r>
+        <w:rPr>
+          <w:sz w:val="21"/>
+          <w:szCs w:val="21"/>
+        </w:rPr>
+        <w:t xml:space="preserve"> → shortcut </w:t>
+      </w:r>
+      <w:r>
+        <w:rPr>
+          <w:b/>
+          <w:bCs/>
+          <w:sz w:val="21"/>
+          <w:szCs w:val="21"/>
+        </w:rPr>
+        <w:t xml:space="preserve">Biên bản kiểm hàng</w:t>
+      </w:r>
+      <w:r>
+        <w:rPr>
+          <w:sz w:val="21"/>
+          <w:szCs w:val="21"/>
+        </w:rPr>
+        <w:t xml:space="preserve">, có </w:t>
+      </w:r>
+      <w:r>
+        <w:rPr>
+          <w:b/>
+          <w:bCs/>
+          <w:sz w:val="21"/>
+          <w:szCs w:val="21"/>
+        </w:rPr>
+        <w:t xml:space="preserve">con số việc đang chờ xử lý</w:t>
+      </w:r>
+      <w:r>
+        <w:rPr>
+          <w:sz w:val="21"/>
+          <w:szCs w:val="21"/>
+        </w:rPr>
+        <w:t xml:space="preserve"> ngay trên nút. Đây là chỗ mở đầu ngày làm việc — ba đường dưới là để đi từ một chứng từ cụ thể.</w:t>
       </w:r>
     </w:p>
     <w:p>
@@ -14692,6 +14911,110 @@
                 <w:szCs w:val="18"/>
               </w:rPr>
               <w:t xml:space="preserve"> rồi Ctrl+Shift+R</w:t>
+            </w:r>
+          </w:p>
+        </w:tc>
+      </w:tr>
+      <w:tr>
+        <w:trPr>
+          <w:tblHeader w:val="false"/>
+        </w:trPr>
+        <w:tc>
+          <w:tcPr>
+            <w:tcW w:type="dxa" w:w="3307"/>
+            <w:tcMar>
+              <w:top w:type="dxa" w:w="57"/>
+              <w:left w:type="dxa" w:w="85"/>
+              <w:bottom w:type="dxa" w:w="57"/>
+              <w:right w:type="dxa" w:w="85"/>
+            </w:tcMar>
+            <w:vAlign w:val="top"/>
+          </w:tcPr>
+          <w:p>
+            <w:pPr>
+              <w:spacing w:before="0" w:after="0"/>
+            </w:pPr>
+            <w:r>
+              <w:rPr>
+                <w:b w:val="false"/>
+                <w:bCs w:val="false"/>
+                <w:sz w:val="18"/>
+                <w:szCs w:val="18"/>
+              </w:rPr>
+              <w:t xml:space="preserve">Không thấy mục </w:t>
+            </w:r>
+            <w:r>
+              <w:rPr>
+                <w:b/>
+                <w:bCs/>
+                <w:sz w:val="18"/>
+                <w:szCs w:val="18"/>
+              </w:rPr>
+              <w:t xml:space="preserve">Việc từ cổng khách hàng</w:t>
+            </w:r>
+            <w:r>
+              <w:rPr>
+                <w:b w:val="false"/>
+                <w:bCs w:val="false"/>
+                <w:sz w:val="18"/>
+                <w:szCs w:val="18"/>
+              </w:rPr>
+              <w:t xml:space="preserve"> trên workspace</w:t>
+            </w:r>
+          </w:p>
+        </w:tc>
+        <w:tc>
+          <w:tcPr>
+            <w:tcW w:type="dxa" w:w="3251"/>
+            <w:tcMar>
+              <w:top w:type="dxa" w:w="57"/>
+              <w:left w:type="dxa" w:w="85"/>
+              <w:bottom w:type="dxa" w:w="57"/>
+              <w:right w:type="dxa" w:w="85"/>
+            </w:tcMar>
+            <w:vAlign w:val="top"/>
+          </w:tcPr>
+          <w:p>
+            <w:pPr>
+              <w:spacing w:before="0" w:after="0"/>
+            </w:pPr>
+            <w:r>
+              <w:rPr>
+                <w:b w:val="false"/>
+                <w:bCs w:val="false"/>
+                <w:sz w:val="18"/>
+                <w:szCs w:val="18"/>
+              </w:rPr>
+              <w:t xml:space="preserve">Site chưa chạy patch mới nhất</w:t>
+            </w:r>
+          </w:p>
+        </w:tc>
+        <w:tc>
+          <w:tcPr>
+            <w:tcW w:type="dxa" w:w="3306"/>
+            <w:tcMar>
+              <w:top w:type="dxa" w:w="57"/>
+              <w:left w:type="dxa" w:w="85"/>
+              <w:bottom w:type="dxa" w:w="57"/>
+              <w:right w:type="dxa" w:w="85"/>
+            </w:tcMar>
+            <w:vAlign w:val="top"/>
+          </w:tcPr>
+          <w:p>
+            <w:pPr>
+              <w:spacing w:before="0" w:after="0"/>
+            </w:pPr>
+            <w:r>
+              <w:rPr>
+                <w:b w:val="false"/>
+                <w:bCs w:val="false"/>
+                <w:color w:val="0B4F46"/>
+                <w:sz w:val="16"/>
+                <w:szCs w:val="16"/>
+                <w:rFonts w:ascii="Consolas" w:cs="Consolas" w:eastAsia="Consolas" w:hAnsi="Consolas"/>
+                <w:shd w:fill="EDF3F2" w:val="clear"/>
+              </w:rPr>
+              <w:t xml:space="preserve">bench --site &lt;site&gt; migrate</w:t>
             </w:r>
           </w:p>
         </w:tc>

--- a/docs/HDSD-hai-vai-khach-hang-va-nhan-vien.docx
+++ b/docs/HDSD-hai-vai-khach-hang-va-nhan-vien.docx
@@ -6410,7 +6410,69 @@
           <w:b w:val="0"/>
           <w:i w:val="0"/>
         </w:rPr>
-        <w:t xml:space="preserve">, lấy giá hợp đồng nếu mã đó nằm trong hợp đồng còn hiệu lực của khách, để trống giá nếu không. Dòng giữ chỗ </w:t>
+        <w:t xml:space="preserve">. Nếu mã đó nằm trong hợp đồng còn hiệu lực của khách thì dòng mang luôn giá hợp đồng; </w:t>
+      </w:r>
+      <w:r>
+        <w:rPr>
+          <w:b/>
+          <w:i w:val="0"/>
+        </w:rPr>
+        <w:t xml:space="preserve">nếu không thì đơn giá về </w:t>
+      </w:r>
+      <w:r>
+        <w:rPr>
+          <w:rFonts w:ascii="Consolas" w:hAnsi="Consolas"/>
+          <w:b/>
+          <w:i w:val="0"/>
+          <w:color w:val="B03030"/>
+          <w:sz w:val="19"/>
+        </w:rPr>
+        <w:t>0</w:t>
+      </w:r>
+      <w:r>
+        <w:rPr>
+          <w:b/>
+          <w:i w:val="0"/>
+        </w:rPr>
+        <w:t xml:space="preserve"> và bạn phải điền lại</w:t>
+      </w:r>
+      <w:r>
+        <w:rPr>
+          <w:b w:val="0"/>
+          <w:i w:val="0"/>
+        </w:rPr>
+        <w:t xml:space="preserve"> — để nguyên </w:t>
+      </w:r>
+      <w:r>
+        <w:rPr>
+          <w:rFonts w:ascii="Consolas" w:hAnsi="Consolas"/>
+          <w:b w:val="0"/>
+          <w:i w:val="0"/>
+          <w:color w:val="B03030"/>
+          <w:sz w:val="19"/>
+        </w:rPr>
+        <w:t>0</w:t>
+      </w:r>
+      <w:r>
+        <w:rPr>
+          <w:b w:val="0"/>
+          <w:i w:val="0"/>
+        </w:rPr>
+        <w:t xml:space="preserve"> sẽ ăn chốt </w:t>
+      </w:r>
+      <w:r>
+        <w:rPr>
+          <w:b w:val="0"/>
+          <w:i/>
+        </w:rPr>
+        <w:t>"Thiếu giá"</w:t>
+      </w:r>
+      <w:r>
+        <w:rPr>
+          <w:b w:val="0"/>
+          <w:i w:val="0"/>
+        </w:rPr>
+        <w:t xml:space="preserve"> lúc gửi khách duyệt. Dòng giữ chỗ </w:t>
       </w:r>
       <w:r>
         <w:rPr>
@@ -6462,7 +6524,24 @@
           <w:b w:val="0"/>
           <w:i w:val="0"/>
         </w:rPr>
-        <w:t xml:space="preserve"> cho những dòng còn để trống trong bảng </w:t>
+        <w:t xml:space="preserve"> cho những dòng đang là </w:t>
+      </w:r>
+      <w:r>
+        <w:rPr>
+          <w:rFonts w:ascii="Consolas" w:hAnsi="Consolas"/>
+          <w:b w:val="0"/>
+          <w:i w:val="0"/>
+          <w:color w:val="B03030"/>
+          <w:sz w:val="19"/>
+        </w:rPr>
+        <w:t>0</w:t>
+      </w:r>
+      <w:r>
+        <w:rPr>
+          <w:b w:val="0"/>
+          <w:i w:val="0"/>
+        </w:rPr>
+        <w:t xml:space="preserve"> trong bảng </w:t>
       </w:r>
       <w:r>
         <w:rPr>

--- a/docs/HDSD-hai-vai-khach-hang-va-nhan-vien.docx
+++ b/docs/HDSD-hai-vai-khach-hang-va-nhan-vien.docx
@@ -2529,7 +2529,7 @@
           <w:b/>
           <w:i w:val="0"/>
         </w:rPr>
-        <w:t>Chờ báo giá</w:t>
+        <w:t>Chờ quý vị đồng ý</w:t>
       </w:r>
       <w:r>
         <w:rPr>
@@ -3197,7 +3197,7 @@
                 <w:b/>
                 <w:i w:val="0"/>
               </w:rPr>
-              <w:t>Chờ báo giá</w:t>
+              <w:t>Chờ quý vị đồng ý</w:t>
             </w:r>
           </w:p>
         </w:tc>
@@ -3358,56 +3358,70 @@
           <w:b/>
           <w:i w:val="0"/>
         </w:rPr>
-        <w:t>Hai chip giữa hay bị đọc ngược.</w:t>
-      </w:r>
-      <w:r>
-        <w:rPr>
-          <w:b w:val="0"/>
-          <w:i w:val="0"/>
-        </w:rPr>
-        <w:t xml:space="preserve"> </w:t>
+        <w:t>Đọc kỹ hai chip giữa.</w:t>
+      </w:r>
+      <w:r>
+        <w:rPr>
+          <w:b w:val="0"/>
+          <w:i w:val="0"/>
+        </w:rPr>
+        <w:t xml:space="preserve"> Đơn </w:t>
+      </w:r>
+      <w:r>
+        <w:rPr>
+          <w:b/>
+          <w:i w:val="0"/>
+        </w:rPr>
+        <w:t>đang chờ Miyano ra giá</w:t>
+      </w:r>
+      <w:r>
+        <w:rPr>
+          <w:b w:val="0"/>
+          <w:i w:val="0"/>
+        </w:rPr>
+        <w:t xml:space="preserve"> nằm ở </w:t>
       </w:r>
       <w:r>
         <w:rPr>
           <w:b w:val="0"/>
           <w:i/>
         </w:rPr>
-        <w:t>Chờ báo giá</w:t>
-      </w:r>
-      <w:r>
-        <w:rPr>
-          <w:b w:val="0"/>
-          <w:i w:val="0"/>
-        </w:rPr>
-        <w:t xml:space="preserve"> </w:t>
+        <w:t>Đã duyệt</w:t>
+      </w:r>
+      <w:r>
+        <w:rPr>
+          <w:b w:val="0"/>
+          <w:i w:val="0"/>
+        </w:rPr>
+        <w:t xml:space="preserve"> — cùng chỗ với đơn đã có giá và đang chạy. </w:t>
+      </w:r>
+      <w:r>
+        <w:rPr>
+          <w:b w:val="0"/>
+          <w:i/>
+        </w:rPr>
+        <w:t>Chờ quý vị đồng ý</w:t>
+      </w:r>
+      <w:r>
+        <w:rPr>
+          <w:b w:val="0"/>
+          <w:i w:val="0"/>
+        </w:rPr>
+        <w:t xml:space="preserve"> là bước SAU đó: </w:t>
       </w:r>
       <w:r>
         <w:rPr>
           <w:b/>
           <w:i w:val="0"/>
         </w:rPr>
-        <w:t>không</w:t>
-      </w:r>
-      <w:r>
-        <w:rPr>
-          <w:b w:val="0"/>
-          <w:i w:val="0"/>
-        </w:rPr>
-        <w:t xml:space="preserve"> phải là "đang chờ Miyano ra giá" — nó nghĩa là </w:t>
-      </w:r>
-      <w:r>
-        <w:rPr>
-          <w:b/>
-          <w:i w:val="0"/>
-        </w:rPr>
-        <w:t>giá đã về và đang chờ bạn</w:t>
-      </w:r>
-      <w:r>
-        <w:rPr>
-          <w:b w:val="0"/>
-          <w:i w:val="0"/>
-        </w:rPr>
-        <w:t xml:space="preserve">. Đơn đang chờ Miyano ra giá thì nằm ở </w:t>
+        <w:t>báo giá đã về, và việc đang nằm ở phía bạn.</w:t>
+      </w:r>
+      <w:r>
+        <w:rPr>
+          <w:b w:val="0"/>
+          <w:i w:val="0"/>
+        </w:rPr>
+        <w:t xml:space="preserve"> Đơn mới giao được một phần cũng nằm ở </w:t>
       </w:r>
       <w:r>
         <w:rPr>
@@ -3421,21 +3435,14 @@
           <w:b w:val="0"/>
           <w:i w:val="0"/>
         </w:rPr>
-        <w:t xml:space="preserve">. Đơn mới giao được một phần cũng nằm ở </w:t>
+        <w:t xml:space="preserve">, thanh tiến độ trên dòng cho biết đã giao bao nhiêu phần trăm. </w:t>
       </w:r>
       <w:r>
         <w:rPr>
           <w:b w:val="0"/>
           <w:i/>
         </w:rPr>
-        <w:t>Đã duyệt</w:t>
-      </w:r>
-      <w:r>
-        <w:rPr>
-          <w:b w:val="0"/>
-          <w:i w:val="0"/>
-        </w:rPr>
-        <w:t>, thanh tiến độ trên dòng cho biết đã giao bao nhiêu phần trăm.</w:t>
+        <w:t>(Chip này trước đây tên "Chờ báo giá" — cái tên đó đọc như đang chờ Miyano, đúng ngược chiều việc. Link cũ có kèm tên cũ vẫn mở đúng chip.)</w:t>
       </w:r>
     </w:p>
     <w:p>
@@ -9749,7 +9756,7 @@
                 <w:b/>
                 <w:i w:val="0"/>
               </w:rPr>
-              <w:t>Chờ báo giá</w:t>
+              <w:t>Chờ quý vị đồng ý</w:t>
             </w:r>
           </w:p>
         </w:tc>
@@ -10073,7 +10080,7 @@
                 <w:b/>
                 <w:i w:val="0"/>
               </w:rPr>
-              <w:t>Chờ báo giá</w:t>
+              <w:t>Chờ quý vị đồng ý</w:t>
             </w:r>
           </w:p>
         </w:tc>
@@ -10733,7 +10740,7 @@
                 <w:b w:val="0"/>
                 <w:i/>
               </w:rPr>
-              <w:t>"đơn ở Chờ báo giá là đang chờ Miyano à"</w:t>
+              <w:t>"đơn của tôi đang chờ Miyano ra giá, sao không thấy chip nào tên vậy"</w:t>
             </w:r>
           </w:p>
         </w:tc>
@@ -10748,14 +10755,35 @@
                 <w:b w:val="0"/>
                 <w:i w:val="0"/>
               </w:rPr>
-              <w:t xml:space="preserve">Không — giai đoạn đó nghĩa là </w:t>
+              <w:t xml:space="preserve">Đơn chờ Miyano ra giá nằm ở </w:t>
             </w:r>
             <w:r>
               <w:rPr>
                 <w:b/>
                 <w:i w:val="0"/>
               </w:rPr>
-              <w:t>giá đã về, đang chờ khách trả lời</w:t>
+              <w:t>Đã duyệt</w:t>
+            </w:r>
+            <w:r>
+              <w:rPr>
+                <w:b w:val="0"/>
+                <w:i w:val="0"/>
+              </w:rPr>
+              <w:t xml:space="preserve">. Chip </w:t>
+            </w:r>
+            <w:r>
+              <w:rPr>
+                <w:b/>
+                <w:i w:val="0"/>
+              </w:rPr>
+              <w:t>Chờ quý vị đồng ý</w:t>
+            </w:r>
+            <w:r>
+              <w:rPr>
+                <w:b w:val="0"/>
+                <w:i w:val="0"/>
+              </w:rPr>
+              <w:t xml:space="preserve"> là bước sau: giá đã về, việc đang ở phía bệnh viện</w:t>
             </w:r>
           </w:p>
         </w:tc>
@@ -10771,6 +10799,70 @@
                 <w:i w:val="0"/>
               </w:rPr>
               <w:t>Bảo khách mở đơn và bấm Đồng ý / Sửa số lượng</w:t>
+            </w:r>
+          </w:p>
+        </w:tc>
+      </w:tr>
+      <w:tr>
+        <w:tc>
+          <w:tcPr>
+            <w:tcW w:type="dxa" w:w="2880"/>
+          </w:tcPr>
+          <w:p>
+            <w:r/>
+            <w:r>
+              <w:rPr>
+                <w:b w:val="0"/>
+                <w:i w:val="0"/>
+              </w:rPr>
+              <w:t xml:space="preserve">Khách mở link cũ có </w:t>
+            </w:r>
+            <w:r>
+              <w:rPr>
+                <w:rFonts w:ascii="Consolas" w:hAnsi="Consolas"/>
+                <w:b w:val="0"/>
+                <w:i w:val="0"/>
+                <w:color w:val="B03030"/>
+                <w:sz w:val="19"/>
+              </w:rPr>
+              <w:t>?chip=Chờ báo giá</w:t>
+            </w:r>
+          </w:p>
+        </w:tc>
+        <w:tc>
+          <w:tcPr>
+            <w:tcW w:type="dxa" w:w="2880"/>
+          </w:tcPr>
+          <w:p>
+            <w:r/>
+            <w:r>
+              <w:rPr>
+                <w:b w:val="0"/>
+                <w:i w:val="0"/>
+              </w:rPr>
+              <w:t xml:space="preserve">Tên chip đã đổi thành </w:t>
+            </w:r>
+            <w:r>
+              <w:rPr>
+                <w:b/>
+                <w:i w:val="0"/>
+              </w:rPr>
+              <w:t>Chờ quý vị đồng ý</w:t>
+            </w:r>
+          </w:p>
+        </w:tc>
+        <w:tc>
+          <w:tcPr>
+            <w:tcW w:type="dxa" w:w="2880"/>
+          </w:tcPr>
+          <w:p>
+            <w:r/>
+            <w:r>
+              <w:rPr>
+                <w:b w:val="0"/>
+                <w:i w:val="0"/>
+              </w:rPr>
+              <w:t>Không phải làm gì — link cũ vẫn mở đúng chip đó</w:t>
             </w:r>
           </w:p>
         </w:tc>
